--- a/QTQLĐT&HTQT03/QTQLĐT&HTQT03BM11.docx
+++ b/QTQLĐT&HTQT03/QTQLĐT&HTQT03BM11.docx
@@ -1,7 +1,1106 @@
 
 <file path=word/document.xml><?xml version="1.0" encoding="utf-8"?>
-<w:document xmlns:wpc="http://schemas.microsoft.com/office/word/2010/wordprocessingCanvas" xmlns:cx="http://schemas.microsoft.com/office/drawing/2014/chartex" xmlns:cx1="http://schemas.microsoft.com/office/drawing/2015/9/8/chartex" xmlns:cx2="http://schemas.microsoft.com/office/drawing/2015/10/21/chartex" xmlns:cx3="http://schemas.microsoft.com/office/drawing/2016/5/9/chartex" xmlns:cx4="http://schemas.microsoft.com/office/drawing/2016/5/10/chartex" xmlns:cx5="http://schemas.microsoft.com/office/drawing/2016/5/11/chartex" xmlns:cx6="http://schemas.microsoft.com/office/drawing/2016/5/12/chartex" xmlns:cx7="http://schemas.microsoft.com/office/drawing/2016/5/13/chartex" xmlns:cx8="http://schemas.microsoft.com/office/drawing/2016/5/14/chartex" xmlns:mc="http://schemas.openxmlformats.org/markup-compatibility/2006" xmlns:aink="http://schemas.microsoft.com/office/drawing/2016/ink" xmlns:am3d="http://schemas.microsoft.com/office/drawing/2017/model3d" xmlns:o="urn:schemas-microsoft-com:office:office" xmlns:oel="http://schemas.microsoft.com/office/2019/extlst" xmlns:r="http://schemas.openxmlformats.org/officeDocument/2006/relationships" xmlns:m="http://schemas.openxmlformats.org/officeDocument/2006/math" xmlns:v="urn:schemas-microsoft-com:vml" xmlns:wp14="http://schemas.microsoft.com/office/word/2010/wordprocessingDrawing" xmlns:wp="http://schemas.openxmlformats.org/drawingml/2006/wordprocessingDrawing" xmlns:w10="urn:schemas-microsoft-com:office:word" xmlns:w="http://schemas.openxmlformats.org/wordprocessingml/2006/main" xmlns:w14="http://schemas.microsoft.com/office/word/2010/wordml" xmlns:w15="http://schemas.microsoft.com/office/word/2012/wordml" xmlns:w16cex="http://schemas.microsoft.com/office/word/2018/wordml/cex" xmlns:w16cid="http://schemas.microsoft.com/office/word/2016/wordml/cid" xmlns:w16="http://schemas.microsoft.com/office/word/2018/wordml" xmlns:w16sdtdh="http://schemas.microsoft.com/office/word/2020/wordml/sdtdatahash" xmlns:w16se="http://schemas.microsoft.com/office/word/2015/wordml/symex" xmlns:wpg="http://schemas.microsoft.com/office/word/2010/wordprocessingGroup" xmlns:wpi="http://schemas.microsoft.com/office/word/2010/wordprocessingInk" xmlns:wne="http://schemas.microsoft.com/office/word/2006/wordml" xmlns:wps="http://schemas.microsoft.com/office/word/2010/wordprocessingShape" mc:Ignorable="w14 w15 w16se w16cid w16 w16cex w16sdtdh wp14">
+<w:document xmlns:wpc="http://schemas.microsoft.com/office/word/2010/wordprocessingCanvas" xmlns:cx="http://schemas.microsoft.com/office/drawing/2014/chartex" xmlns:cx1="http://schemas.microsoft.com/office/drawing/2015/9/8/chartex" xmlns:cx2="http://schemas.microsoft.com/office/drawing/2015/10/21/chartex" xmlns:cx3="http://schemas.microsoft.com/office/drawing/2016/5/9/chartex" xmlns:cx4="http://schemas.microsoft.com/office/drawing/2016/5/10/chartex" xmlns:cx5="http://schemas.microsoft.com/office/drawing/2016/5/11/chartex" xmlns:cx6="http://schemas.microsoft.com/office/drawing/2016/5/12/chartex" xmlns:cx7="http://schemas.microsoft.com/office/drawing/2016/5/13/chartex" xmlns:cx8="http://schemas.microsoft.com/office/drawing/2016/5/14/chartex" xmlns:mc="http://schemas.openxmlformats.org/markup-compatibility/2006" xmlns:aink="http://schemas.microsoft.com/office/drawing/2016/ink" xmlns:am3d="http://schemas.microsoft.com/office/drawing/2017/model3d" xmlns:o="urn:schemas-microsoft-com:office:office" xmlns:oel="http://schemas.microsoft.com/office/2019/extlst" xmlns:r="http://schemas.openxmlformats.org/officeDocument/2006/relationships" xmlns:m="http://schemas.openxmlformats.org/officeDocument/2006/math" xmlns:v="urn:schemas-microsoft-com:vml" xmlns:wp14="http://schemas.microsoft.com/office/word/2010/wordprocessingDrawing" xmlns:wp="http://schemas.openxmlformats.org/drawingml/2006/wordprocessingDrawing" xmlns:w10="urn:schemas-microsoft-com:office:word" xmlns:w="http://schemas.openxmlformats.org/wordprocessingml/2006/main" xmlns:w14="http://schemas.microsoft.com/office/word/2010/wordml" xmlns:w15="http://schemas.microsoft.com/office/word/2012/wordml" xmlns:w16cex="http://schemas.microsoft.com/office/word/2018/wordml/cex" xmlns:w16cid="http://schemas.microsoft.com/office/word/2016/wordml/cid" xmlns:w16="http://schemas.microsoft.com/office/word/2018/wordml" xmlns:w16du="http://schemas.microsoft.com/office/word/2023/wordml/word16du" xmlns:w16sdtdh="http://schemas.microsoft.com/office/word/2020/wordml/sdtdatahash" xmlns:w16sdtfl="http://schemas.microsoft.com/office/word/2024/wordml/sdtformatlock" xmlns:w16se="http://schemas.microsoft.com/office/word/2015/wordml/symex" xmlns:wpg="http://schemas.microsoft.com/office/word/2010/wordprocessingGroup" xmlns:wpi="http://schemas.microsoft.com/office/word/2010/wordprocessingInk" xmlns:wne="http://schemas.microsoft.com/office/word/2006/wordml" xmlns:wps="http://schemas.microsoft.com/office/word/2010/wordprocessingShape" mc:Ignorable="w14 w15 w16se w16cid w16 w16cex w16sdtdh w16sdtfl w16du wp14">
   <w:body>
+    <w:p>
+      <w:pPr>
+        <w:shd w:val="clear" w:color="auto" w:fill="FFFFFF" w:themeFill="background1"/>
+        <w:spacing w:after="0" w:line="300" w:lineRule="auto"/>
+        <w:rPr>
+          <w:b/>
+          <w:color w:val="000000" w:themeColor="text1"/>
+          <w:sz w:val="32"/>
+          <w:szCs w:val="32"/>
+        </w:rPr>
+      </w:pPr>
+      <w:r>
+        <w:rPr>
+          <w:b/>
+          <w:color w:val="000000" w:themeColor="text1"/>
+          <w:sz w:val="26"/>
+          <w:szCs w:val="26"/>
+          <w:lang w:val="vi-VN"/>
+        </w:rPr>
+        <w:t>Bảng danh sách học viên lưu tại trung tâm</w:t>
+      </w:r>
+      <w:r>
+        <w:rPr>
+          <w:color w:val="000000" w:themeColor="text1"/>
+          <w:sz w:val="26"/>
+          <w:szCs w:val="26"/>
+          <w:lang w:val="vi-VN"/>
+        </w:rPr>
+        <w:t xml:space="preserve"> </w:t>
+      </w:r>
+    </w:p>
+    <w:p>
+      <w:pPr>
+        <w:shd w:val="clear" w:color="auto" w:fill="FFFFFF" w:themeFill="background1"/>
+        <w:spacing w:after="0" w:line="300" w:lineRule="auto"/>
+        <w:rPr>
+          <w:b/>
+          <w:color w:val="000000" w:themeColor="text1"/>
+          <w:sz w:val="32"/>
+          <w:szCs w:val="32"/>
+        </w:rPr>
+      </w:pPr>
+    </w:p>
+    <w:p>
+      <w:pPr>
+        <w:shd w:val="clear" w:color="auto" w:fill="FFFFFF" w:themeFill="background1"/>
+        <w:spacing w:after="0" w:line="300" w:lineRule="auto"/>
+        <w:jc w:val="center"/>
+        <w:rPr>
+          <w:b/>
+          <w:color w:val="000000" w:themeColor="text1"/>
+          <w:sz w:val="26"/>
+          <w:szCs w:val="26"/>
+        </w:rPr>
+      </w:pPr>
+      <w:r>
+        <w:rPr>
+          <w:b/>
+          <w:color w:val="000000" w:themeColor="text1"/>
+          <w:sz w:val="26"/>
+          <w:szCs w:val="26"/>
+          <w:lang w:val="vi-VN"/>
+        </w:rPr>
+        <w:t>DANH SÁCH HỌC VIÊN LƯU TẠI TRUNG TÂM</w:t>
+      </w:r>
+      <w:r>
+        <w:rPr>
+          <w:b/>
+          <w:color w:val="000000" w:themeColor="text1"/>
+          <w:sz w:val="26"/>
+          <w:szCs w:val="26"/>
+        </w:rPr>
+        <w:t xml:space="preserve"> ĐÀO TẠO &amp; HTQT</w:t>
+      </w:r>
+    </w:p>
+    <w:p>
+      <w:pPr>
+        <w:shd w:val="clear" w:color="auto" w:fill="FFFFFF" w:themeFill="background1"/>
+        <w:spacing w:after="0" w:line="300" w:lineRule="auto"/>
+        <w:jc w:val="center"/>
+        <w:rPr>
+          <w:b/>
+          <w:color w:val="000000" w:themeColor="text1"/>
+          <w:sz w:val="26"/>
+          <w:szCs w:val="26"/>
+        </w:rPr>
+      </w:pPr>
+      <w:r>
+        <w:rPr>
+          <w:b/>
+          <w:color w:val="000000" w:themeColor="text1"/>
+          <w:sz w:val="26"/>
+          <w:szCs w:val="26"/>
+        </w:rPr>
+        <w:t>Đối tượng: Học thực hành lâm sàng tại Bệnh viện Phụ sản Trung ương</w:t>
+      </w:r>
+    </w:p>
+    <w:p>
+      <w:pPr>
+        <w:shd w:val="clear" w:color="auto" w:fill="FFFFFF" w:themeFill="background1"/>
+        <w:spacing w:line="300" w:lineRule="auto"/>
+        <w:jc w:val="center"/>
+        <w:rPr>
+          <w:b/>
+          <w:color w:val="000000" w:themeColor="text1"/>
+          <w:sz w:val="26"/>
+          <w:szCs w:val="26"/>
+        </w:rPr>
+      </w:pPr>
+    </w:p>
+    <w:tbl>
+      <w:tblPr>
+        <w:tblStyle w:val="TableGrid"/>
+        <w:tblW w:w="8758" w:type="dxa"/>
+        <w:tblInd w:w="-1316" w:type="dxa"/>
+        <w:tblLook w:val="04A0" w:firstRow="1" w:lastRow="0" w:firstColumn="1" w:lastColumn="0" w:noHBand="0" w:noVBand="1"/>
+      </w:tblPr>
+      <w:tblGrid>
+        <w:gridCol w:w="921"/>
+        <w:gridCol w:w="798"/>
+        <w:gridCol w:w="1097"/>
+        <w:gridCol w:w="1026"/>
+        <w:gridCol w:w="1475"/>
+        <w:gridCol w:w="974"/>
+        <w:gridCol w:w="672"/>
+        <w:gridCol w:w="818"/>
+        <w:gridCol w:w="818"/>
+        <w:gridCol w:w="818"/>
+        <w:gridCol w:w="961"/>
+      </w:tblGrid>
+      <w:tr>
+        <w:trPr>
+          <w:trHeight w:val="1690"/>
+        </w:trPr>
+        <w:tc>
+          <w:tcPr>
+            <w:tcW w:w="848" w:type="dxa"/>
+          </w:tcPr>
+          <w:p>
+            <w:pPr>
+              <w:shd w:val="clear" w:color="auto" w:fill="FFFFFF" w:themeFill="background1"/>
+              <w:spacing w:line="300" w:lineRule="auto"/>
+              <w:jc w:val="center"/>
+              <w:rPr>
+                <w:b/>
+                <w:color w:val="000000" w:themeColor="text1"/>
+                <w:sz w:val="26"/>
+                <w:szCs w:val="26"/>
+                <w:lang w:val="en-US"/>
+              </w:rPr>
+            </w:pPr>
+            <w:r>
+              <w:rPr>
+                <w:b/>
+                <w:color w:val="000000" w:themeColor="text1"/>
+                <w:sz w:val="26"/>
+                <w:szCs w:val="26"/>
+                <w:lang w:val="en-US"/>
+              </w:rPr>
+              <w:t>Mã học viên</w:t>
+            </w:r>
+          </w:p>
+        </w:tc>
+        <w:tc>
+          <w:tcPr>
+            <w:tcW w:w="791" w:type="dxa"/>
+          </w:tcPr>
+          <w:p>
+            <w:pPr>
+              <w:shd w:val="clear" w:color="auto" w:fill="FFFFFF" w:themeFill="background1"/>
+              <w:spacing w:line="300" w:lineRule="auto"/>
+              <w:jc w:val="center"/>
+              <w:rPr>
+                <w:b/>
+                <w:color w:val="000000" w:themeColor="text1"/>
+                <w:sz w:val="26"/>
+                <w:szCs w:val="26"/>
+                <w:lang w:val="en-US"/>
+              </w:rPr>
+            </w:pPr>
+            <w:r>
+              <w:rPr>
+                <w:b/>
+                <w:color w:val="000000" w:themeColor="text1"/>
+                <w:sz w:val="26"/>
+                <w:szCs w:val="26"/>
+                <w:lang w:val="en-US"/>
+              </w:rPr>
+              <w:t>STT</w:t>
+            </w:r>
+          </w:p>
+        </w:tc>
+        <w:tc>
+          <w:tcPr>
+            <w:tcW w:w="791" w:type="dxa"/>
+          </w:tcPr>
+          <w:p>
+            <w:pPr>
+              <w:shd w:val="clear" w:color="auto" w:fill="FFFFFF" w:themeFill="background1"/>
+              <w:spacing w:line="300" w:lineRule="auto"/>
+              <w:jc w:val="center"/>
+              <w:rPr>
+                <w:b/>
+                <w:color w:val="000000" w:themeColor="text1"/>
+                <w:sz w:val="26"/>
+                <w:szCs w:val="26"/>
+                <w:lang w:val="en-US"/>
+              </w:rPr>
+            </w:pPr>
+            <w:r>
+              <w:rPr>
+                <w:b/>
+                <w:color w:val="000000" w:themeColor="text1"/>
+                <w:sz w:val="26"/>
+                <w:szCs w:val="26"/>
+                <w:lang w:val="en-US"/>
+              </w:rPr>
+              <w:t>Họ và tên</w:t>
+            </w:r>
+          </w:p>
+        </w:tc>
+        <w:tc>
+          <w:tcPr>
+            <w:tcW w:w="791" w:type="dxa"/>
+          </w:tcPr>
+          <w:p>
+            <w:pPr>
+              <w:shd w:val="clear" w:color="auto" w:fill="FFFFFF" w:themeFill="background1"/>
+              <w:spacing w:line="300" w:lineRule="auto"/>
+              <w:jc w:val="center"/>
+              <w:rPr>
+                <w:b/>
+                <w:color w:val="000000" w:themeColor="text1"/>
+                <w:sz w:val="26"/>
+                <w:szCs w:val="26"/>
+                <w:lang w:val="en-US"/>
+              </w:rPr>
+            </w:pPr>
+            <w:r>
+              <w:rPr>
+                <w:b/>
+                <w:color w:val="000000" w:themeColor="text1"/>
+                <w:sz w:val="26"/>
+                <w:szCs w:val="26"/>
+                <w:lang w:val="en-US"/>
+              </w:rPr>
+              <w:t>Năm sinh</w:t>
+            </w:r>
+          </w:p>
+        </w:tc>
+        <w:tc>
+          <w:tcPr>
+            <w:tcW w:w="791" w:type="dxa"/>
+          </w:tcPr>
+          <w:p>
+            <w:pPr>
+              <w:shd w:val="clear" w:color="auto" w:fill="FFFFFF" w:themeFill="background1"/>
+              <w:spacing w:line="300" w:lineRule="auto"/>
+              <w:jc w:val="center"/>
+              <w:rPr>
+                <w:b/>
+                <w:color w:val="000000" w:themeColor="text1"/>
+                <w:sz w:val="26"/>
+                <w:szCs w:val="26"/>
+                <w:lang w:val="en-US"/>
+              </w:rPr>
+            </w:pPr>
+            <w:r>
+              <w:rPr>
+                <w:b/>
+                <w:color w:val="000000" w:themeColor="text1"/>
+                <w:sz w:val="26"/>
+                <w:szCs w:val="26"/>
+                <w:lang w:val="en-US"/>
+              </w:rPr>
+              <w:t>Giới tính</w:t>
+            </w:r>
+          </w:p>
+        </w:tc>
+        <w:tc>
+          <w:tcPr>
+            <w:tcW w:w="791" w:type="dxa"/>
+          </w:tcPr>
+          <w:p>
+            <w:pPr>
+              <w:shd w:val="clear" w:color="auto" w:fill="FFFFFF" w:themeFill="background1"/>
+              <w:spacing w:line="300" w:lineRule="auto"/>
+              <w:jc w:val="center"/>
+              <w:rPr>
+                <w:b/>
+                <w:color w:val="000000" w:themeColor="text1"/>
+                <w:sz w:val="26"/>
+                <w:szCs w:val="26"/>
+                <w:lang w:val="en-US"/>
+              </w:rPr>
+            </w:pPr>
+            <w:r>
+              <w:rPr>
+                <w:b/>
+                <w:color w:val="000000" w:themeColor="text1"/>
+                <w:sz w:val="26"/>
+                <w:szCs w:val="26"/>
+                <w:lang w:val="en-US"/>
+              </w:rPr>
+              <w:t>Lớp</w:t>
+            </w:r>
+          </w:p>
+        </w:tc>
+        <w:tc>
+          <w:tcPr>
+            <w:tcW w:w="791" w:type="dxa"/>
+          </w:tcPr>
+          <w:p>
+            <w:pPr>
+              <w:shd w:val="clear" w:color="auto" w:fill="FFFFFF" w:themeFill="background1"/>
+              <w:spacing w:line="300" w:lineRule="auto"/>
+              <w:jc w:val="center"/>
+              <w:rPr>
+                <w:b/>
+                <w:color w:val="000000" w:themeColor="text1"/>
+                <w:sz w:val="26"/>
+                <w:szCs w:val="26"/>
+                <w:lang w:val="en-US"/>
+              </w:rPr>
+            </w:pPr>
+            <w:r>
+              <w:rPr>
+                <w:b/>
+                <w:color w:val="000000" w:themeColor="text1"/>
+                <w:sz w:val="26"/>
+                <w:szCs w:val="26"/>
+                <w:lang w:val="en-US"/>
+              </w:rPr>
+              <w:t>Trường</w:t>
+            </w:r>
+          </w:p>
+        </w:tc>
+        <w:tc>
+          <w:tcPr>
+            <w:tcW w:w="791" w:type="dxa"/>
+          </w:tcPr>
+          <w:p>
+            <w:pPr>
+              <w:shd w:val="clear" w:color="auto" w:fill="FFFFFF" w:themeFill="background1"/>
+              <w:spacing w:line="300" w:lineRule="auto"/>
+              <w:jc w:val="center"/>
+              <w:rPr>
+                <w:b/>
+                <w:color w:val="000000" w:themeColor="text1"/>
+                <w:sz w:val="26"/>
+                <w:szCs w:val="26"/>
+                <w:lang w:val="en-US"/>
+              </w:rPr>
+            </w:pPr>
+            <w:r>
+              <w:rPr>
+                <w:b/>
+                <w:color w:val="000000" w:themeColor="text1"/>
+                <w:sz w:val="26"/>
+                <w:szCs w:val="26"/>
+                <w:lang w:val="en-US"/>
+              </w:rPr>
+              <w:t>Đợt 1</w:t>
+            </w:r>
+          </w:p>
+        </w:tc>
+        <w:tc>
+          <w:tcPr>
+            <w:tcW w:w="791" w:type="dxa"/>
+          </w:tcPr>
+          <w:p>
+            <w:pPr>
+              <w:shd w:val="clear" w:color="auto" w:fill="FFFFFF" w:themeFill="background1"/>
+              <w:spacing w:line="300" w:lineRule="auto"/>
+              <w:jc w:val="center"/>
+              <w:rPr>
+                <w:b/>
+                <w:color w:val="000000" w:themeColor="text1"/>
+                <w:sz w:val="26"/>
+                <w:szCs w:val="26"/>
+                <w:lang w:val="en-US"/>
+              </w:rPr>
+            </w:pPr>
+            <w:r>
+              <w:rPr>
+                <w:b/>
+                <w:color w:val="000000" w:themeColor="text1"/>
+                <w:sz w:val="26"/>
+                <w:szCs w:val="26"/>
+                <w:lang w:val="en-US"/>
+              </w:rPr>
+              <w:t>Đợt 2</w:t>
+            </w:r>
+          </w:p>
+        </w:tc>
+        <w:tc>
+          <w:tcPr>
+            <w:tcW w:w="791" w:type="dxa"/>
+          </w:tcPr>
+          <w:p>
+            <w:pPr>
+              <w:shd w:val="clear" w:color="auto" w:fill="FFFFFF" w:themeFill="background1"/>
+              <w:spacing w:line="300" w:lineRule="auto"/>
+              <w:jc w:val="center"/>
+              <w:rPr>
+                <w:b/>
+                <w:color w:val="000000" w:themeColor="text1"/>
+                <w:sz w:val="26"/>
+                <w:szCs w:val="26"/>
+                <w:lang w:val="en-US"/>
+              </w:rPr>
+            </w:pPr>
+            <w:r>
+              <w:rPr>
+                <w:b/>
+                <w:color w:val="000000" w:themeColor="text1"/>
+                <w:sz w:val="26"/>
+                <w:szCs w:val="26"/>
+                <w:lang w:val="en-US"/>
+              </w:rPr>
+              <w:t>Đợt 3</w:t>
+            </w:r>
+          </w:p>
+        </w:tc>
+        <w:tc>
+          <w:tcPr>
+            <w:tcW w:w="791" w:type="dxa"/>
+          </w:tcPr>
+          <w:p>
+            <w:pPr>
+              <w:shd w:val="clear" w:color="auto" w:fill="FFFFFF" w:themeFill="background1"/>
+              <w:spacing w:line="300" w:lineRule="auto"/>
+              <w:jc w:val="center"/>
+              <w:rPr>
+                <w:b/>
+                <w:color w:val="000000" w:themeColor="text1"/>
+                <w:sz w:val="26"/>
+                <w:szCs w:val="26"/>
+                <w:lang w:val="en-US"/>
+              </w:rPr>
+            </w:pPr>
+            <w:r>
+              <w:rPr>
+                <w:b/>
+                <w:color w:val="000000" w:themeColor="text1"/>
+                <w:sz w:val="26"/>
+                <w:szCs w:val="26"/>
+                <w:lang w:val="en-US"/>
+              </w:rPr>
+              <w:t>Tổng số</w:t>
+            </w:r>
+          </w:p>
+        </w:tc>
+      </w:tr>
+      <w:tr>
+        <w:trPr>
+          <w:trHeight w:val="702"/>
+        </w:trPr>
+        <w:tc>
+          <w:tcPr>
+            <w:tcW w:w="848" w:type="dxa"/>
+          </w:tcPr>
+          <w:p>
+            <w:pPr>
+              <w:shd w:val="clear" w:color="auto" w:fill="FFFFFF" w:themeFill="background1"/>
+              <w:spacing w:line="300" w:lineRule="auto"/>
+              <w:jc w:val="center"/>
+              <w:rPr>
+                <w:b/>
+                <w:color w:val="000000" w:themeColor="text1"/>
+                <w:sz w:val="32"/>
+                <w:szCs w:val="32"/>
+                <w:lang w:val="en-US"/>
+              </w:rPr>
+            </w:pPr>
+            <w:r>
+              <w:rPr>
+                <w:b/>
+                <w:color w:val="000000" w:themeColor="text1"/>
+                <w:sz w:val="32"/>
+                <w:szCs w:val="32"/>
+                <w:lang w:val="en-US"/>
+              </w:rPr>
+              <w:t>[[</w:t>
+            </w:r>
+            <w:proofErr w:type="gramStart"/>
+            <w:r>
+              <w:rPr>
+                <w:b/>
+                <w:color w:val="000000" w:themeColor="text1"/>
+                <w:sz w:val="32"/>
+                <w:szCs w:val="32"/>
+                <w:lang w:val="en-US"/>
+              </w:rPr>
+              <w:t>HV.</w:t>
+            </w:r>
+            <w:r>
+              <w:rPr>
+                <w:b/>
+                <w:color w:val="000000" w:themeColor="text1"/>
+                <w:sz w:val="32"/>
+                <w:szCs w:val="32"/>
+                <w:lang w:val="en-US"/>
+              </w:rPr>
+              <w:t>Ma</w:t>
+            </w:r>
+            <w:r>
+              <w:rPr>
+                <w:b/>
+                <w:color w:val="000000" w:themeColor="text1"/>
+                <w:sz w:val="32"/>
+                <w:szCs w:val="32"/>
+                <w:lang w:val="en-US"/>
+              </w:rPr>
+              <w:t>HV</w:t>
+            </w:r>
+            <w:proofErr w:type="gramEnd"/>
+            <w:r>
+              <w:rPr>
+                <w:b/>
+                <w:color w:val="000000" w:themeColor="text1"/>
+                <w:sz w:val="32"/>
+                <w:szCs w:val="32"/>
+                <w:lang w:val="en-US"/>
+              </w:rPr>
+              <w:t>]]</w:t>
+            </w:r>
+          </w:p>
+        </w:tc>
+        <w:tc>
+          <w:tcPr>
+            <w:tcW w:w="791" w:type="dxa"/>
+          </w:tcPr>
+          <w:p>
+            <w:pPr>
+              <w:shd w:val="clear" w:color="auto" w:fill="FFFFFF" w:themeFill="background1"/>
+              <w:spacing w:line="300" w:lineRule="auto"/>
+              <w:jc w:val="center"/>
+              <w:rPr>
+                <w:b/>
+                <w:color w:val="000000" w:themeColor="text1"/>
+                <w:sz w:val="32"/>
+                <w:szCs w:val="32"/>
+                <w:lang w:val="en-US"/>
+              </w:rPr>
+            </w:pPr>
+            <w:r>
+              <w:rPr>
+                <w:b/>
+                <w:color w:val="000000" w:themeColor="text1"/>
+                <w:sz w:val="32"/>
+                <w:szCs w:val="32"/>
+                <w:lang w:val="en-US"/>
+              </w:rPr>
+              <w:t>[[HV.STT]]</w:t>
+            </w:r>
+          </w:p>
+        </w:tc>
+        <w:tc>
+          <w:tcPr>
+            <w:tcW w:w="791" w:type="dxa"/>
+          </w:tcPr>
+          <w:p>
+            <w:pPr>
+              <w:shd w:val="clear" w:color="auto" w:fill="FFFFFF" w:themeFill="background1"/>
+              <w:spacing w:line="300" w:lineRule="auto"/>
+              <w:jc w:val="center"/>
+              <w:rPr>
+                <w:b/>
+                <w:color w:val="000000" w:themeColor="text1"/>
+                <w:sz w:val="32"/>
+                <w:szCs w:val="32"/>
+                <w:lang w:val="en-US"/>
+              </w:rPr>
+            </w:pPr>
+            <w:r>
+              <w:rPr>
+                <w:b/>
+                <w:color w:val="000000" w:themeColor="text1"/>
+                <w:sz w:val="32"/>
+                <w:szCs w:val="32"/>
+                <w:lang w:val="en-US"/>
+              </w:rPr>
+              <w:t>[[</w:t>
+            </w:r>
+            <w:proofErr w:type="gramStart"/>
+            <w:r>
+              <w:rPr>
+                <w:b/>
+                <w:color w:val="000000" w:themeColor="text1"/>
+                <w:sz w:val="32"/>
+                <w:szCs w:val="32"/>
+                <w:lang w:val="en-US"/>
+              </w:rPr>
+              <w:t>HV.</w:t>
+            </w:r>
+            <w:r>
+              <w:rPr>
+                <w:b/>
+                <w:color w:val="000000" w:themeColor="text1"/>
+                <w:sz w:val="32"/>
+                <w:szCs w:val="32"/>
+                <w:lang w:val="en-US"/>
+              </w:rPr>
+              <w:t>HoTenHV</w:t>
+            </w:r>
+            <w:proofErr w:type="gramEnd"/>
+            <w:r>
+              <w:rPr>
+                <w:b/>
+                <w:color w:val="000000" w:themeColor="text1"/>
+                <w:sz w:val="32"/>
+                <w:szCs w:val="32"/>
+                <w:lang w:val="en-US"/>
+              </w:rPr>
+              <w:t>]]</w:t>
+            </w:r>
+          </w:p>
+        </w:tc>
+        <w:tc>
+          <w:tcPr>
+            <w:tcW w:w="791" w:type="dxa"/>
+          </w:tcPr>
+          <w:p>
+            <w:pPr>
+              <w:shd w:val="clear" w:color="auto" w:fill="FFFFFF" w:themeFill="background1"/>
+              <w:spacing w:line="300" w:lineRule="auto"/>
+              <w:jc w:val="center"/>
+              <w:rPr>
+                <w:b/>
+                <w:color w:val="000000" w:themeColor="text1"/>
+                <w:sz w:val="32"/>
+                <w:szCs w:val="32"/>
+                <w:lang w:val="en-US"/>
+              </w:rPr>
+            </w:pPr>
+            <w:r>
+              <w:rPr>
+                <w:b/>
+                <w:color w:val="000000" w:themeColor="text1"/>
+                <w:sz w:val="32"/>
+                <w:szCs w:val="32"/>
+                <w:lang w:val="en-US"/>
+              </w:rPr>
+              <w:t>[[</w:t>
+            </w:r>
+            <w:proofErr w:type="gramStart"/>
+            <w:r>
+              <w:rPr>
+                <w:b/>
+                <w:color w:val="000000" w:themeColor="text1"/>
+                <w:sz w:val="32"/>
+                <w:szCs w:val="32"/>
+                <w:lang w:val="en-US"/>
+              </w:rPr>
+              <w:t>HV.Namsinh</w:t>
+            </w:r>
+            <w:proofErr w:type="gramEnd"/>
+            <w:r>
+              <w:rPr>
+                <w:b/>
+                <w:color w:val="000000" w:themeColor="text1"/>
+                <w:sz w:val="32"/>
+                <w:szCs w:val="32"/>
+                <w:lang w:val="en-US"/>
+              </w:rPr>
+              <w:t>]]</w:t>
+            </w:r>
+          </w:p>
+        </w:tc>
+        <w:tc>
+          <w:tcPr>
+            <w:tcW w:w="791" w:type="dxa"/>
+          </w:tcPr>
+          <w:p>
+            <w:pPr>
+              <w:shd w:val="clear" w:color="auto" w:fill="FFFFFF" w:themeFill="background1"/>
+              <w:spacing w:line="300" w:lineRule="auto"/>
+              <w:jc w:val="center"/>
+              <w:rPr>
+                <w:b/>
+                <w:color w:val="000000" w:themeColor="text1"/>
+                <w:sz w:val="32"/>
+                <w:szCs w:val="32"/>
+                <w:lang w:val="en-US"/>
+              </w:rPr>
+            </w:pPr>
+            <w:r>
+              <w:rPr>
+                <w:b/>
+                <w:color w:val="000000" w:themeColor="text1"/>
+                <w:sz w:val="32"/>
+                <w:szCs w:val="32"/>
+                <w:lang w:val="en-US"/>
+              </w:rPr>
+              <w:t>[[</w:t>
+            </w:r>
+            <w:proofErr w:type="gramStart"/>
+            <w:r>
+              <w:rPr>
+                <w:b/>
+                <w:color w:val="000000" w:themeColor="text1"/>
+                <w:sz w:val="32"/>
+                <w:szCs w:val="32"/>
+                <w:lang w:val="en-US"/>
+              </w:rPr>
+              <w:t>HV.</w:t>
+            </w:r>
+            <w:r>
+              <w:rPr>
+                <w:b/>
+                <w:color w:val="000000" w:themeColor="text1"/>
+                <w:sz w:val="32"/>
+                <w:szCs w:val="32"/>
+                <w:lang w:val="en-US"/>
+              </w:rPr>
+              <w:t>GioiTinhHVNgan</w:t>
+            </w:r>
+            <w:proofErr w:type="gramEnd"/>
+            <w:r>
+              <w:rPr>
+                <w:b/>
+                <w:color w:val="000000" w:themeColor="text1"/>
+                <w:sz w:val="32"/>
+                <w:szCs w:val="32"/>
+                <w:lang w:val="en-US"/>
+              </w:rPr>
+              <w:t>]]</w:t>
+            </w:r>
+          </w:p>
+        </w:tc>
+        <w:tc>
+          <w:tcPr>
+            <w:tcW w:w="791" w:type="dxa"/>
+          </w:tcPr>
+          <w:p>
+            <w:pPr>
+              <w:shd w:val="clear" w:color="auto" w:fill="FFFFFF" w:themeFill="background1"/>
+              <w:spacing w:line="300" w:lineRule="auto"/>
+              <w:jc w:val="center"/>
+              <w:rPr>
+                <w:b/>
+                <w:color w:val="000000" w:themeColor="text1"/>
+                <w:sz w:val="32"/>
+                <w:szCs w:val="32"/>
+                <w:lang w:val="en-US"/>
+              </w:rPr>
+            </w:pPr>
+            <w:r>
+              <w:rPr>
+                <w:b/>
+                <w:color w:val="000000" w:themeColor="text1"/>
+                <w:sz w:val="32"/>
+                <w:szCs w:val="32"/>
+                <w:lang w:val="en-US"/>
+              </w:rPr>
+              <w:t>[[</w:t>
+            </w:r>
+            <w:proofErr w:type="gramStart"/>
+            <w:r>
+              <w:rPr>
+                <w:b/>
+                <w:color w:val="000000" w:themeColor="text1"/>
+                <w:sz w:val="32"/>
+                <w:szCs w:val="32"/>
+                <w:lang w:val="en-US"/>
+              </w:rPr>
+              <w:t>HV.</w:t>
+            </w:r>
+            <w:r>
+              <w:rPr>
+                <w:b/>
+                <w:color w:val="000000" w:themeColor="text1"/>
+                <w:sz w:val="32"/>
+                <w:szCs w:val="32"/>
+                <w:lang w:val="en-US"/>
+              </w:rPr>
+              <w:t>TenLop</w:t>
+            </w:r>
+            <w:proofErr w:type="gramEnd"/>
+            <w:r>
+              <w:rPr>
+                <w:b/>
+                <w:color w:val="000000" w:themeColor="text1"/>
+                <w:sz w:val="32"/>
+                <w:szCs w:val="32"/>
+                <w:lang w:val="en-US"/>
+              </w:rPr>
+              <w:t>]]</w:t>
+            </w:r>
+          </w:p>
+        </w:tc>
+        <w:tc>
+          <w:tcPr>
+            <w:tcW w:w="791" w:type="dxa"/>
+          </w:tcPr>
+          <w:p>
+            <w:pPr>
+              <w:shd w:val="clear" w:color="auto" w:fill="FFFFFF" w:themeFill="background1"/>
+              <w:spacing w:line="300" w:lineRule="auto"/>
+              <w:jc w:val="center"/>
+              <w:rPr>
+                <w:b/>
+                <w:color w:val="000000" w:themeColor="text1"/>
+                <w:sz w:val="32"/>
+                <w:szCs w:val="32"/>
+                <w:lang w:val="en-US"/>
+              </w:rPr>
+            </w:pPr>
+            <w:r>
+              <w:rPr>
+                <w:b/>
+                <w:color w:val="000000" w:themeColor="text1"/>
+                <w:sz w:val="32"/>
+                <w:szCs w:val="32"/>
+                <w:lang w:val="en-US"/>
+              </w:rPr>
+              <w:t>[[HV.</w:t>
+            </w:r>
+            <w:r>
+              <w:t xml:space="preserve"> </w:t>
+            </w:r>
+            <w:r>
+              <w:rPr>
+                <w:b/>
+                <w:color w:val="000000" w:themeColor="text1"/>
+                <w:sz w:val="32"/>
+                <w:szCs w:val="32"/>
+                <w:lang w:val="en-US"/>
+              </w:rPr>
+              <w:t>Truong</w:t>
+            </w:r>
+            <w:r>
+              <w:rPr>
+                <w:b/>
+                <w:color w:val="000000" w:themeColor="text1"/>
+                <w:sz w:val="32"/>
+                <w:szCs w:val="32"/>
+                <w:lang w:val="en-US"/>
+              </w:rPr>
+              <w:t>]]</w:t>
+            </w:r>
+          </w:p>
+        </w:tc>
+        <w:tc>
+          <w:tcPr>
+            <w:tcW w:w="791" w:type="dxa"/>
+          </w:tcPr>
+          <w:p>
+            <w:pPr>
+              <w:shd w:val="clear" w:color="auto" w:fill="FFFFFF" w:themeFill="background1"/>
+              <w:spacing w:line="300" w:lineRule="auto"/>
+              <w:jc w:val="center"/>
+              <w:rPr>
+                <w:b/>
+                <w:color w:val="000000" w:themeColor="text1"/>
+                <w:sz w:val="32"/>
+                <w:szCs w:val="32"/>
+                <w:lang w:val="en-US"/>
+              </w:rPr>
+            </w:pPr>
+            <w:r>
+              <w:rPr>
+                <w:b/>
+                <w:color w:val="000000" w:themeColor="text1"/>
+                <w:sz w:val="32"/>
+                <w:szCs w:val="32"/>
+                <w:lang w:val="en-US"/>
+              </w:rPr>
+              <w:t>[[</w:t>
+            </w:r>
+            <w:proofErr w:type="gramStart"/>
+            <w:r>
+              <w:rPr>
+                <w:b/>
+                <w:color w:val="000000" w:themeColor="text1"/>
+                <w:sz w:val="32"/>
+                <w:szCs w:val="32"/>
+                <w:lang w:val="en-US"/>
+              </w:rPr>
+              <w:t>HV.Dot</w:t>
+            </w:r>
+            <w:proofErr w:type="gramEnd"/>
+            <w:r>
+              <w:rPr>
+                <w:b/>
+                <w:color w:val="000000" w:themeColor="text1"/>
+                <w:sz w:val="32"/>
+                <w:szCs w:val="32"/>
+                <w:lang w:val="en-US"/>
+              </w:rPr>
+              <w:t>1]]</w:t>
+            </w:r>
+          </w:p>
+        </w:tc>
+        <w:tc>
+          <w:tcPr>
+            <w:tcW w:w="791" w:type="dxa"/>
+          </w:tcPr>
+          <w:p>
+            <w:pPr>
+              <w:shd w:val="clear" w:color="auto" w:fill="FFFFFF" w:themeFill="background1"/>
+              <w:spacing w:line="300" w:lineRule="auto"/>
+              <w:jc w:val="center"/>
+              <w:rPr>
+                <w:b/>
+                <w:color w:val="000000" w:themeColor="text1"/>
+                <w:sz w:val="32"/>
+                <w:szCs w:val="32"/>
+                <w:lang w:val="en-US"/>
+              </w:rPr>
+            </w:pPr>
+            <w:r>
+              <w:rPr>
+                <w:b/>
+                <w:color w:val="000000" w:themeColor="text1"/>
+                <w:sz w:val="32"/>
+                <w:szCs w:val="32"/>
+                <w:lang w:val="en-US"/>
+              </w:rPr>
+              <w:t>[[</w:t>
+            </w:r>
+            <w:proofErr w:type="gramStart"/>
+            <w:r>
+              <w:rPr>
+                <w:b/>
+                <w:color w:val="000000" w:themeColor="text1"/>
+                <w:sz w:val="32"/>
+                <w:szCs w:val="32"/>
+                <w:lang w:val="en-US"/>
+              </w:rPr>
+              <w:t>HV.Dot</w:t>
+            </w:r>
+            <w:proofErr w:type="gramEnd"/>
+            <w:r>
+              <w:rPr>
+                <w:b/>
+                <w:color w:val="000000" w:themeColor="text1"/>
+                <w:sz w:val="32"/>
+                <w:szCs w:val="32"/>
+                <w:lang w:val="en-US"/>
+              </w:rPr>
+              <w:t>2]]</w:t>
+            </w:r>
+          </w:p>
+        </w:tc>
+        <w:tc>
+          <w:tcPr>
+            <w:tcW w:w="791" w:type="dxa"/>
+          </w:tcPr>
+          <w:p>
+            <w:pPr>
+              <w:shd w:val="clear" w:color="auto" w:fill="FFFFFF" w:themeFill="background1"/>
+              <w:spacing w:line="300" w:lineRule="auto"/>
+              <w:jc w:val="center"/>
+              <w:rPr>
+                <w:b/>
+                <w:color w:val="000000" w:themeColor="text1"/>
+                <w:sz w:val="32"/>
+                <w:szCs w:val="32"/>
+                <w:lang w:val="en-US"/>
+              </w:rPr>
+            </w:pPr>
+            <w:r>
+              <w:rPr>
+                <w:b/>
+                <w:color w:val="000000" w:themeColor="text1"/>
+                <w:sz w:val="32"/>
+                <w:szCs w:val="32"/>
+                <w:lang w:val="en-US"/>
+              </w:rPr>
+              <w:t>[[</w:t>
+            </w:r>
+            <w:proofErr w:type="gramStart"/>
+            <w:r>
+              <w:rPr>
+                <w:b/>
+                <w:color w:val="000000" w:themeColor="text1"/>
+                <w:sz w:val="32"/>
+                <w:szCs w:val="32"/>
+                <w:lang w:val="en-US"/>
+              </w:rPr>
+              <w:t>HV.Dot</w:t>
+            </w:r>
+            <w:proofErr w:type="gramEnd"/>
+            <w:r>
+              <w:rPr>
+                <w:b/>
+                <w:color w:val="000000" w:themeColor="text1"/>
+                <w:sz w:val="32"/>
+                <w:szCs w:val="32"/>
+                <w:lang w:val="en-US"/>
+              </w:rPr>
+              <w:t>3]]</w:t>
+            </w:r>
+          </w:p>
+        </w:tc>
+        <w:tc>
+          <w:tcPr>
+            <w:tcW w:w="791" w:type="dxa"/>
+          </w:tcPr>
+          <w:p>
+            <w:pPr>
+              <w:shd w:val="clear" w:color="auto" w:fill="FFFFFF" w:themeFill="background1"/>
+              <w:spacing w:line="300" w:lineRule="auto"/>
+              <w:jc w:val="center"/>
+              <w:rPr>
+                <w:b/>
+                <w:color w:val="000000" w:themeColor="text1"/>
+                <w:sz w:val="32"/>
+                <w:szCs w:val="32"/>
+                <w:lang w:val="en-US"/>
+              </w:rPr>
+            </w:pPr>
+            <w:r>
+              <w:rPr>
+                <w:b/>
+                <w:color w:val="000000" w:themeColor="text1"/>
+                <w:sz w:val="32"/>
+                <w:szCs w:val="32"/>
+                <w:lang w:val="en-US"/>
+              </w:rPr>
+              <w:t>[[</w:t>
+            </w:r>
+            <w:proofErr w:type="gramStart"/>
+            <w:r>
+              <w:rPr>
+                <w:b/>
+                <w:color w:val="000000" w:themeColor="text1"/>
+                <w:sz w:val="32"/>
+                <w:szCs w:val="32"/>
+                <w:lang w:val="en-US"/>
+              </w:rPr>
+              <w:t>HV.TongSo</w:t>
+            </w:r>
+            <w:proofErr w:type="gramEnd"/>
+            <w:r>
+              <w:rPr>
+                <w:b/>
+                <w:color w:val="000000" w:themeColor="text1"/>
+                <w:sz w:val="32"/>
+                <w:szCs w:val="32"/>
+                <w:lang w:val="en-US"/>
+              </w:rPr>
+              <w:t>]]</w:t>
+            </w:r>
+          </w:p>
+        </w:tc>
+      </w:tr>
+    </w:tbl>
+    <w:p>
+      <w:pPr>
+        <w:shd w:val="clear" w:color="auto" w:fill="FFFFFF" w:themeFill="background1"/>
+        <w:spacing w:line="300" w:lineRule="auto"/>
+        <w:jc w:val="center"/>
+        <w:rPr>
+          <w:b/>
+          <w:color w:val="000000" w:themeColor="text1"/>
+          <w:sz w:val="32"/>
+          <w:szCs w:val="32"/>
+        </w:rPr>
+      </w:pPr>
+    </w:p>
+    <w:p>
+      <w:pPr>
+        <w:shd w:val="clear" w:color="auto" w:fill="FFFFFF" w:themeFill="background1"/>
+        <w:spacing w:line="300" w:lineRule="auto"/>
+        <w:rPr>
+          <w:b/>
+          <w:color w:val="000000" w:themeColor="text1"/>
+          <w:sz w:val="32"/>
+          <w:szCs w:val="32"/>
+        </w:rPr>
+      </w:pPr>
+    </w:p>
+    <w:p>
+      <w:pPr>
+        <w:shd w:val="clear" w:color="auto" w:fill="FFFFFF" w:themeFill="background1"/>
+        <w:spacing w:line="300" w:lineRule="auto"/>
+        <w:rPr>
+          <w:b/>
+          <w:color w:val="000000" w:themeColor="text1"/>
+          <w:sz w:val="32"/>
+          <w:szCs w:val="32"/>
+        </w:rPr>
+      </w:pPr>
+    </w:p>
+    <w:p>
+      <w:pPr>
+        <w:shd w:val="clear" w:color="auto" w:fill="FFFFFF" w:themeFill="background1"/>
+        <w:spacing w:line="300" w:lineRule="auto"/>
+        <w:rPr>
+          <w:b/>
+          <w:color w:val="000000" w:themeColor="text1"/>
+          <w:sz w:val="32"/>
+          <w:szCs w:val="32"/>
+        </w:rPr>
+      </w:pPr>
+    </w:p>
     <w:p/>
     <w:sectPr>
       <w:pgSz w:w="11907" w:h="16840" w:code="9"/>
@@ -14,7 +1113,7 @@
 </file>
 
 <file path=word/styles.xml><?xml version="1.0" encoding="utf-8"?>
-<w:styles xmlns:mc="http://schemas.openxmlformats.org/markup-compatibility/2006" xmlns:r="http://schemas.openxmlformats.org/officeDocument/2006/relationships" xmlns:w="http://schemas.openxmlformats.org/wordprocessingml/2006/main" xmlns:w14="http://schemas.microsoft.com/office/word/2010/wordml" xmlns:w15="http://schemas.microsoft.com/office/word/2012/wordml" xmlns:w16cex="http://schemas.microsoft.com/office/word/2018/wordml/cex" xmlns:w16cid="http://schemas.microsoft.com/office/word/2016/wordml/cid" xmlns:w16="http://schemas.microsoft.com/office/word/2018/wordml" xmlns:w16sdtdh="http://schemas.microsoft.com/office/word/2020/wordml/sdtdatahash" xmlns:w16se="http://schemas.microsoft.com/office/word/2015/wordml/symex" mc:Ignorable="w14 w15 w16se w16cid w16 w16cex w16sdtdh">
+<w:styles xmlns:mc="http://schemas.openxmlformats.org/markup-compatibility/2006" xmlns:r="http://schemas.openxmlformats.org/officeDocument/2006/relationships" xmlns:w="http://schemas.openxmlformats.org/wordprocessingml/2006/main" xmlns:w14="http://schemas.microsoft.com/office/word/2010/wordml" xmlns:w15="http://schemas.microsoft.com/office/word/2012/wordml" xmlns:w16cex="http://schemas.microsoft.com/office/word/2018/wordml/cex" xmlns:w16cid="http://schemas.microsoft.com/office/word/2016/wordml/cid" xmlns:w16="http://schemas.microsoft.com/office/word/2018/wordml" xmlns:w16du="http://schemas.microsoft.com/office/word/2023/wordml/word16du" xmlns:w16sdtdh="http://schemas.microsoft.com/office/word/2020/wordml/sdtdatahash" xmlns:w16sdtfl="http://schemas.microsoft.com/office/word/2024/wordml/sdtformatlock" xmlns:w16se="http://schemas.microsoft.com/office/word/2015/wordml/symex" mc:Ignorable="w14 w15 w16se w16cid w16 w16cex w16sdtdh w16sdtfl w16du">
   <w:docDefaults>
     <w:rPrDefault>
       <w:rPr>
@@ -187,7 +1286,7 @@
     <w:lsdException w:name="Table Web 2" w:semiHidden="1" w:unhideWhenUsed="1"/>
     <w:lsdException w:name="Table Web 3" w:semiHidden="1" w:unhideWhenUsed="1"/>
     <w:lsdException w:name="Balloon Text" w:semiHidden="1" w:unhideWhenUsed="1"/>
-    <w:lsdException w:name="Table Grid" w:uiPriority="39"/>
+    <w:lsdException w:name="Table Grid" w:uiPriority="59"/>
     <w:lsdException w:name="Table Theme" w:semiHidden="1" w:unhideWhenUsed="1"/>
     <w:lsdException w:name="Placeholder Text" w:semiHidden="1"/>
     <w:lsdException w:name="No Spacing" w:uiPriority="1" w:qFormat="1"/>
@@ -929,6 +2028,33 @@
       <w:color w:val="0F4761" w:themeColor="accent1" w:themeShade="BF"/>
       <w:spacing w:val="5"/>
     </w:rPr>
+  </w:style>
+  <w:style w:type="table" w:styleId="TableGrid">
+    <w:name w:val="Table Grid"/>
+    <w:basedOn w:val="TableNormal"/>
+    <w:uiPriority w:val="59"/>
+    <w:rsid w:val="00BE3DB0"/>
+    <w:pPr>
+      <w:spacing w:after="0" w:line="240" w:lineRule="auto"/>
+    </w:pPr>
+    <w:rPr>
+      <w:rFonts w:eastAsia="Times New Roman" w:cs="Times New Roman"/>
+      <w:kern w:val="0"/>
+      <w:sz w:val="20"/>
+      <w:szCs w:val="20"/>
+      <w:lang w:val="vi-VN" w:eastAsia="vi-VN"/>
+      <w14:ligatures w14:val="none"/>
+    </w:rPr>
+    <w:tblPr>
+      <w:tblBorders>
+        <w:top w:val="single" w:sz="4" w:space="0" w:color="auto"/>
+        <w:left w:val="single" w:sz="4" w:space="0" w:color="auto"/>
+        <w:bottom w:val="single" w:sz="4" w:space="0" w:color="auto"/>
+        <w:right w:val="single" w:sz="4" w:space="0" w:color="auto"/>
+        <w:insideH w:val="single" w:sz="4" w:space="0" w:color="auto"/>
+        <w:insideV w:val="single" w:sz="4" w:space="0" w:color="auto"/>
+      </w:tblBorders>
+    </w:tblPr>
   </w:style>
 </w:styles>
 </file>

--- a/QTQLĐT&HTQT03/QTQLĐT&HTQT03BM11.docx
+++ b/QTQLĐT&HTQT03/QTQLĐT&HTQT03BM11.docx
@@ -120,17 +120,17 @@
         <w:tblLook w:val="04A0" w:firstRow="1" w:lastRow="0" w:firstColumn="1" w:lastColumn="0" w:noHBand="0" w:noVBand="1"/>
       </w:tblPr>
       <w:tblGrid>
-        <w:gridCol w:w="921"/>
-        <w:gridCol w:w="798"/>
-        <w:gridCol w:w="1097"/>
-        <w:gridCol w:w="1026"/>
-        <w:gridCol w:w="1475"/>
-        <w:gridCol w:w="974"/>
-        <w:gridCol w:w="672"/>
-        <w:gridCol w:w="818"/>
-        <w:gridCol w:w="818"/>
-        <w:gridCol w:w="818"/>
-        <w:gridCol w:w="961"/>
+        <w:gridCol w:w="898"/>
+        <w:gridCol w:w="779"/>
+        <w:gridCol w:w="1067"/>
+        <w:gridCol w:w="998"/>
+        <w:gridCol w:w="1432"/>
+        <w:gridCol w:w="948"/>
+        <w:gridCol w:w="929"/>
+        <w:gridCol w:w="797"/>
+        <w:gridCol w:w="797"/>
+        <w:gridCol w:w="797"/>
+        <w:gridCol w:w="936"/>
       </w:tblGrid>
       <w:tr>
         <w:trPr>
@@ -485,18 +485,7 @@
                 <w:szCs w:val="32"/>
                 <w:lang w:val="en-US"/>
               </w:rPr>
-              <w:t>[[</w:t>
-            </w:r>
-            <w:proofErr w:type="gramStart"/>
-            <w:r>
-              <w:rPr>
-                <w:b/>
-                <w:color w:val="000000" w:themeColor="text1"/>
-                <w:sz w:val="32"/>
-                <w:szCs w:val="32"/>
-                <w:lang w:val="en-US"/>
-              </w:rPr>
-              <w:t>HV.</w:t>
+              <w:t>[[HV.</w:t>
             </w:r>
             <w:r>
               <w:rPr>
@@ -516,18 +505,7 @@
                 <w:szCs w:val="32"/>
                 <w:lang w:val="en-US"/>
               </w:rPr>
-              <w:t>HV</w:t>
-            </w:r>
-            <w:proofErr w:type="gramEnd"/>
-            <w:r>
-              <w:rPr>
-                <w:b/>
-                <w:color w:val="000000" w:themeColor="text1"/>
-                <w:sz w:val="32"/>
-                <w:szCs w:val="32"/>
-                <w:lang w:val="en-US"/>
-              </w:rPr>
-              <w:t>]]</w:t>
+              <w:t>HV]]</w:t>
             </w:r>
           </w:p>
         </w:tc>
@@ -585,18 +563,7 @@
                 <w:szCs w:val="32"/>
                 <w:lang w:val="en-US"/>
               </w:rPr>
-              <w:t>[[</w:t>
-            </w:r>
-            <w:proofErr w:type="gramStart"/>
-            <w:r>
-              <w:rPr>
-                <w:b/>
-                <w:color w:val="000000" w:themeColor="text1"/>
-                <w:sz w:val="32"/>
-                <w:szCs w:val="32"/>
-                <w:lang w:val="en-US"/>
-              </w:rPr>
-              <w:t>HV.</w:t>
+              <w:t>[[HV.</w:t>
             </w:r>
             <w:r>
               <w:rPr>
@@ -608,7 +575,6 @@
               </w:rPr>
               <w:t>HoTenHV</w:t>
             </w:r>
-            <w:proofErr w:type="gramEnd"/>
             <w:r>
               <w:rPr>
                 <w:b/>
@@ -646,29 +612,7 @@
                 <w:szCs w:val="32"/>
                 <w:lang w:val="en-US"/>
               </w:rPr>
-              <w:t>[[</w:t>
-            </w:r>
-            <w:proofErr w:type="gramStart"/>
-            <w:r>
-              <w:rPr>
-                <w:b/>
-                <w:color w:val="000000" w:themeColor="text1"/>
-                <w:sz w:val="32"/>
-                <w:szCs w:val="32"/>
-                <w:lang w:val="en-US"/>
-              </w:rPr>
-              <w:t>HV.Namsinh</w:t>
-            </w:r>
-            <w:proofErr w:type="gramEnd"/>
-            <w:r>
-              <w:rPr>
-                <w:b/>
-                <w:color w:val="000000" w:themeColor="text1"/>
-                <w:sz w:val="32"/>
-                <w:szCs w:val="32"/>
-                <w:lang w:val="en-US"/>
-              </w:rPr>
-              <w:t>]]</w:t>
+              <w:t>[[HV.Namsinh]]</w:t>
             </w:r>
           </w:p>
         </w:tc>
@@ -697,18 +641,7 @@
                 <w:szCs w:val="32"/>
                 <w:lang w:val="en-US"/>
               </w:rPr>
-              <w:t>[[</w:t>
-            </w:r>
-            <w:proofErr w:type="gramStart"/>
-            <w:r>
-              <w:rPr>
-                <w:b/>
-                <w:color w:val="000000" w:themeColor="text1"/>
-                <w:sz w:val="32"/>
-                <w:szCs w:val="32"/>
-                <w:lang w:val="en-US"/>
-              </w:rPr>
-              <w:t>HV.</w:t>
+              <w:t>[[HV.</w:t>
             </w:r>
             <w:r>
               <w:rPr>
@@ -720,7 +653,6 @@
               </w:rPr>
               <w:t>GioiTinhHVNgan</w:t>
             </w:r>
-            <w:proofErr w:type="gramEnd"/>
             <w:r>
               <w:rPr>
                 <w:b/>
@@ -758,18 +690,7 @@
                 <w:szCs w:val="32"/>
                 <w:lang w:val="en-US"/>
               </w:rPr>
-              <w:t>[[</w:t>
-            </w:r>
-            <w:proofErr w:type="gramStart"/>
-            <w:r>
-              <w:rPr>
-                <w:b/>
-                <w:color w:val="000000" w:themeColor="text1"/>
-                <w:sz w:val="32"/>
-                <w:szCs w:val="32"/>
-                <w:lang w:val="en-US"/>
-              </w:rPr>
-              <w:t>HV.</w:t>
+              <w:t>[[HV.</w:t>
             </w:r>
             <w:r>
               <w:rPr>
@@ -781,7 +702,6 @@
               </w:rPr>
               <w:t>TenLop</w:t>
             </w:r>
-            <w:proofErr w:type="gramEnd"/>
             <w:r>
               <w:rPr>
                 <w:b/>
@@ -819,30 +739,7 @@
                 <w:szCs w:val="32"/>
                 <w:lang w:val="en-US"/>
               </w:rPr>
-              <w:t>[[HV.</w:t>
-            </w:r>
-            <w:r>
-              <w:t xml:space="preserve"> </w:t>
-            </w:r>
-            <w:r>
-              <w:rPr>
-                <w:b/>
-                <w:color w:val="000000" w:themeColor="text1"/>
-                <w:sz w:val="32"/>
-                <w:szCs w:val="32"/>
-                <w:lang w:val="en-US"/>
-              </w:rPr>
-              <w:t>Truong</w:t>
-            </w:r>
-            <w:r>
-              <w:rPr>
-                <w:b/>
-                <w:color w:val="000000" w:themeColor="text1"/>
-                <w:sz w:val="32"/>
-                <w:szCs w:val="32"/>
-                <w:lang w:val="en-US"/>
-              </w:rPr>
-              <w:t>]]</w:t>
+              <w:t>[[HV.Truong]]</w:t>
             </w:r>
           </w:p>
         </w:tc>
@@ -871,29 +768,7 @@
                 <w:szCs w:val="32"/>
                 <w:lang w:val="en-US"/>
               </w:rPr>
-              <w:t>[[</w:t>
-            </w:r>
-            <w:proofErr w:type="gramStart"/>
-            <w:r>
-              <w:rPr>
-                <w:b/>
-                <w:color w:val="000000" w:themeColor="text1"/>
-                <w:sz w:val="32"/>
-                <w:szCs w:val="32"/>
-                <w:lang w:val="en-US"/>
-              </w:rPr>
-              <w:t>HV.Dot</w:t>
-            </w:r>
-            <w:proofErr w:type="gramEnd"/>
-            <w:r>
-              <w:rPr>
-                <w:b/>
-                <w:color w:val="000000" w:themeColor="text1"/>
-                <w:sz w:val="32"/>
-                <w:szCs w:val="32"/>
-                <w:lang w:val="en-US"/>
-              </w:rPr>
-              <w:t>1]]</w:t>
+              <w:t>[[HV.Dot1]]</w:t>
             </w:r>
           </w:p>
         </w:tc>
@@ -922,29 +797,7 @@
                 <w:szCs w:val="32"/>
                 <w:lang w:val="en-US"/>
               </w:rPr>
-              <w:t>[[</w:t>
-            </w:r>
-            <w:proofErr w:type="gramStart"/>
-            <w:r>
-              <w:rPr>
-                <w:b/>
-                <w:color w:val="000000" w:themeColor="text1"/>
-                <w:sz w:val="32"/>
-                <w:szCs w:val="32"/>
-                <w:lang w:val="en-US"/>
-              </w:rPr>
-              <w:t>HV.Dot</w:t>
-            </w:r>
-            <w:proofErr w:type="gramEnd"/>
-            <w:r>
-              <w:rPr>
-                <w:b/>
-                <w:color w:val="000000" w:themeColor="text1"/>
-                <w:sz w:val="32"/>
-                <w:szCs w:val="32"/>
-                <w:lang w:val="en-US"/>
-              </w:rPr>
-              <w:t>2]]</w:t>
+              <w:t>[[HV.Dot2]]</w:t>
             </w:r>
           </w:p>
         </w:tc>
@@ -973,29 +826,7 @@
                 <w:szCs w:val="32"/>
                 <w:lang w:val="en-US"/>
               </w:rPr>
-              <w:t>[[</w:t>
-            </w:r>
-            <w:proofErr w:type="gramStart"/>
-            <w:r>
-              <w:rPr>
-                <w:b/>
-                <w:color w:val="000000" w:themeColor="text1"/>
-                <w:sz w:val="32"/>
-                <w:szCs w:val="32"/>
-                <w:lang w:val="en-US"/>
-              </w:rPr>
-              <w:t>HV.Dot</w:t>
-            </w:r>
-            <w:proofErr w:type="gramEnd"/>
-            <w:r>
-              <w:rPr>
-                <w:b/>
-                <w:color w:val="000000" w:themeColor="text1"/>
-                <w:sz w:val="32"/>
-                <w:szCs w:val="32"/>
-                <w:lang w:val="en-US"/>
-              </w:rPr>
-              <w:t>3]]</w:t>
+              <w:t>[[HV.Dot3]]</w:t>
             </w:r>
           </w:p>
         </w:tc>
@@ -1024,29 +855,7 @@
                 <w:szCs w:val="32"/>
                 <w:lang w:val="en-US"/>
               </w:rPr>
-              <w:t>[[</w:t>
-            </w:r>
-            <w:proofErr w:type="gramStart"/>
-            <w:r>
-              <w:rPr>
-                <w:b/>
-                <w:color w:val="000000" w:themeColor="text1"/>
-                <w:sz w:val="32"/>
-                <w:szCs w:val="32"/>
-                <w:lang w:val="en-US"/>
-              </w:rPr>
-              <w:t>HV.TongSo</w:t>
-            </w:r>
-            <w:proofErr w:type="gramEnd"/>
-            <w:r>
-              <w:rPr>
-                <w:b/>
-                <w:color w:val="000000" w:themeColor="text1"/>
-                <w:sz w:val="32"/>
-                <w:szCs w:val="32"/>
-                <w:lang w:val="en-US"/>
-              </w:rPr>
-              <w:t>]]</w:t>
+              <w:t>[[HV.TongSo]]</w:t>
             </w:r>
           </w:p>
         </w:tc>

--- a/QTQLĐT&HTQT03/QTQLĐT&HTQT03BM11.docx
+++ b/QTQLĐT&HTQT03/QTQLĐT&HTQT03BM11.docx
@@ -120,17 +120,17 @@
         <w:tblLook w:val="04A0" w:firstRow="1" w:lastRow="0" w:firstColumn="1" w:lastColumn="0" w:noHBand="0" w:noVBand="1"/>
       </w:tblPr>
       <w:tblGrid>
-        <w:gridCol w:w="898"/>
-        <w:gridCol w:w="779"/>
-        <w:gridCol w:w="1067"/>
-        <w:gridCol w:w="998"/>
-        <w:gridCol w:w="1432"/>
-        <w:gridCol w:w="948"/>
-        <w:gridCol w:w="929"/>
-        <w:gridCol w:w="797"/>
-        <w:gridCol w:w="797"/>
-        <w:gridCol w:w="797"/>
-        <w:gridCol w:w="936"/>
+        <w:gridCol w:w="855"/>
+        <w:gridCol w:w="744"/>
+        <w:gridCol w:w="1015"/>
+        <w:gridCol w:w="1127"/>
+        <w:gridCol w:w="1357"/>
+        <w:gridCol w:w="1062"/>
+        <w:gridCol w:w="1044"/>
+        <w:gridCol w:w="761"/>
+        <w:gridCol w:w="761"/>
+        <w:gridCol w:w="761"/>
+        <w:gridCol w:w="891"/>
       </w:tblGrid>
       <w:tr>
         <w:trPr>
@@ -612,7 +612,47 @@
                 <w:szCs w:val="32"/>
                 <w:lang w:val="en-US"/>
               </w:rPr>
-              <w:t>[[HV.Namsinh]]</w:t>
+              <w:t>[[HV.Nam</w:t>
+            </w:r>
+            <w:r>
+              <w:rPr>
+                <w:b/>
+                <w:color w:val="000000" w:themeColor="text1"/>
+                <w:sz w:val="32"/>
+                <w:szCs w:val="32"/>
+                <w:lang w:val="en-US"/>
+              </w:rPr>
+              <w:t>S</w:t>
+            </w:r>
+            <w:r>
+              <w:rPr>
+                <w:b/>
+                <w:color w:val="000000" w:themeColor="text1"/>
+                <w:sz w:val="32"/>
+                <w:szCs w:val="32"/>
+                <w:lang w:val="en-US"/>
+              </w:rPr>
+              <w:t>inh</w:t>
+            </w:r>
+            <w:r>
+              <w:rPr>
+                <w:b/>
+                <w:color w:val="000000" w:themeColor="text1"/>
+                <w:sz w:val="32"/>
+                <w:szCs w:val="32"/>
+                <w:lang w:val="en-US"/>
+              </w:rPr>
+              <w:t>HV</w:t>
+            </w:r>
+            <w:r>
+              <w:rPr>
+                <w:b/>
+                <w:color w:val="000000" w:themeColor="text1"/>
+                <w:sz w:val="32"/>
+                <w:szCs w:val="32"/>
+                <w:lang w:val="en-US"/>
+              </w:rPr>
+              <w:t>]]</w:t>
             </w:r>
           </w:p>
         </w:tc>
@@ -710,6 +750,16 @@
                 <w:szCs w:val="32"/>
                 <w:lang w:val="en-US"/>
               </w:rPr>
+              <w:t>HV</w:t>
+            </w:r>
+            <w:r>
+              <w:rPr>
+                <w:b/>
+                <w:color w:val="000000" w:themeColor="text1"/>
+                <w:sz w:val="32"/>
+                <w:szCs w:val="32"/>
+                <w:lang w:val="en-US"/>
+              </w:rPr>
               <w:t>]]</w:t>
             </w:r>
           </w:p>
@@ -739,7 +789,27 @@
                 <w:szCs w:val="32"/>
                 <w:lang w:val="en-US"/>
               </w:rPr>
-              <w:t>[[HV.Truong]]</w:t>
+              <w:t>[[HV.Truong</w:t>
+            </w:r>
+            <w:r>
+              <w:rPr>
+                <w:b/>
+                <w:color w:val="000000" w:themeColor="text1"/>
+                <w:sz w:val="32"/>
+                <w:szCs w:val="32"/>
+                <w:lang w:val="en-US"/>
+              </w:rPr>
+              <w:t>HV</w:t>
+            </w:r>
+            <w:r>
+              <w:rPr>
+                <w:b/>
+                <w:color w:val="000000" w:themeColor="text1"/>
+                <w:sz w:val="32"/>
+                <w:szCs w:val="32"/>
+                <w:lang w:val="en-US"/>
+              </w:rPr>
+              <w:t>]]</w:t>
             </w:r>
           </w:p>
         </w:tc>
